--- a/mon/toan/khbd/lop10/KHBD_TOAN10_Bai13_XuTheTrungTam_T41-42_HoaNhap.docx
+++ b/mon/toan/khbd/lop10/KHBD_TOAN10_Bai13_XuTheTrungTam_T41-42_HoaNhap.docx
@@ -1797,7 +1797,7 @@
                 <w:rFonts w:ascii="Times New Roman" w:hAnsi="Times New Roman" w:eastAsia="Times New Roman" w:cs="Times New Roman"/>
                 <w:sz w:val="24"/>
               </w:rPr>
-              <w:t>5</w:t>
+              <w:t>7</w:t>
             </w:r>
           </w:p>
         </w:tc>
@@ -1849,7 +1849,7 @@
                 <w:rFonts w:ascii="Times New Roman" w:hAnsi="Times New Roman" w:eastAsia="Times New Roman" w:cs="Times New Roman"/>
                 <w:sz w:val="24"/>
               </w:rPr>
-              <w:t>25</w:t>
+              <w:t>23</w:t>
             </w:r>
           </w:p>
         </w:tc>
@@ -2208,7 +2208,7 @@
           <w:b/>
           <w:sz w:val="24"/>
         </w:rPr>
-        <w:t>1. Hoạt động 1: Mở đầu (5 phút)</w:t>
+        <w:t>1. Hoạt động 1: Mở đầu (7 phút)</w:t>
       </w:r>
     </w:p>
     <w:p>
@@ -2258,14 +2258,14 @@
           <w:b/>
           <w:sz w:val="24"/>
         </w:rPr>
-        <w:t>SGK tr.78.</w:t>
-      </w:r>
-      <w:r>
-        <w:rPr>
-          <w:rFonts w:ascii="Times New Roman" w:hAnsi="Times New Roman" w:eastAsia="Times New Roman" w:cs="Times New Roman"/>
-          <w:sz w:val="24"/>
-        </w:rPr>
-        <w:t xml:space="preserve"> Hai phương pháp học tiếng Anh khác nhau được áp dụng cho hai lớp A và B có trình độ tiếng Anh tương đương nhau. Sau hai tháng, điểm khảo sát tiếng Anh (thang điểm 10) của hai lớp được cho như hình bên. Quan sát hai mẫu số liệu trên, có thể đánh giá được phương pháp học tập nào hiệu quả hơn không? Để làm được điều đó, người ta thường tính toán các số đặc trưng cho mỗi mẫu số liệu rồi so sánh. Bài học này sẽ giới thiệu về các số đặc trưng đo xu thế trung tâm, tức là các số cho ta biết thông tin về vị trí trung tâm của mẫu số liệu và được dùng làm đại diện cho mẫu số liệu.</w:t>
+        <w:t>Video mở đầu</w:t>
+      </w:r>
+      <w:r>
+        <w:rPr>
+          <w:rFonts w:ascii="Times New Roman" w:hAnsi="Times New Roman" w:eastAsia="Times New Roman" w:cs="Times New Roman"/>
+          <w:sz w:val="24"/>
+        </w:rPr>
+        <w:t xml:space="preserve"> (0 phút 51 giây; ảnh thật, lồng tiếng và phụ đề tiếng Việt – phù hợp cả lớp có HS khiếm thính): https://trangtu66.github.io/Taode_thi_online/mon/toan/video/lop10/VIDEO_MoDau_TOAN10_Bai13_XuTheTrungTam.mp4. GV chiếu đầu tiết (bản Full HD trên máy: thư mục KHBD_TOAN10); HS quét mã QR để xem lại. Video chỉ nêu tình huống, câu hỏi – không nói đáp án.</w:t>
       </w:r>
     </w:p>
     <w:p>
@@ -2276,8 +2276,69 @@
       <w:r>
         <w:drawing>
           <wp:inline xmlns:a="http://schemas.openxmlformats.org/drawingml/2006/main" xmlns:pic="http://schemas.openxmlformats.org/drawingml/2006/picture">
+            <wp:extent cx="936000" cy="936000"/>
+            <wp:docPr id="2" name="Picture 2"/>
+            <wp:cNvGraphicFramePr>
+              <a:graphicFrameLocks noChangeAspect="1"/>
+            </wp:cNvGraphicFramePr>
+            <a:graphic>
+              <a:graphicData uri="http://schemas.openxmlformats.org/drawingml/2006/picture">
+                <pic:pic>
+                  <pic:nvPicPr>
+                    <pic:cNvPr id="0" name="QR_VideoMoDau_bai13.png"/>
+                    <pic:cNvPicPr/>
+                  </pic:nvPicPr>
+                  <pic:blipFill>
+                    <a:blip r:embed="rId12"/>
+                    <a:stretch>
+                      <a:fillRect/>
+                    </a:stretch>
+                  </pic:blipFill>
+                  <pic:spPr>
+                    <a:xfrm>
+                      <a:off x="0" y="0"/>
+                      <a:ext cx="936000" cy="936000"/>
+                    </a:xfrm>
+                    <a:prstGeom prst="rect"/>
+                  </pic:spPr>
+                </pic:pic>
+              </a:graphicData>
+            </a:graphic>
+          </wp:inline>
+        </w:drawing>
+      </w:r>
+    </w:p>
+    <w:p>
+      <w:pPr>
+        <w:spacing w:before="0" w:after="60" w:line="264" w:lineRule="auto"/>
+        <w:jc w:val="both"/>
+      </w:pPr>
+      <w:r>
+        <w:rPr>
+          <w:rFonts w:ascii="Times New Roman" w:hAnsi="Times New Roman" w:eastAsia="Times New Roman" w:cs="Times New Roman"/>
+          <w:b/>
+          <w:sz w:val="24"/>
+        </w:rPr>
+        <w:t>SGK tr.78.</w:t>
+      </w:r>
+      <w:r>
+        <w:rPr>
+          <w:rFonts w:ascii="Times New Roman" w:hAnsi="Times New Roman" w:eastAsia="Times New Roman" w:cs="Times New Roman"/>
+          <w:sz w:val="24"/>
+        </w:rPr>
+        <w:t xml:space="preserve"> Hai phương pháp học tiếng Anh khác nhau được áp dụng cho hai lớp A và B có trình độ tiếng Anh tương đương nhau. Sau hai tháng, điểm khảo sát tiếng Anh (thang điểm 10) của hai lớp được cho như hình bên. Quan sát hai mẫu số liệu trên, có thể đánh giá được phương pháp học tập nào hiệu quả hơn không? Để làm được điều đó, người ta thường tính toán các số đặc trưng cho mỗi mẫu số liệu rồi so sánh. Bài học này sẽ giới thiệu về các số đặc trưng đo xu thế trung tâm, tức là các số cho ta biết thông tin về vị trí trung tâm của mẫu số liệu và được dùng làm đại diện cho mẫu số liệu.</w:t>
+      </w:r>
+    </w:p>
+    <w:p>
+      <w:pPr>
+        <w:spacing w:before="40" w:after="80" w:line="264" w:lineRule="auto"/>
+        <w:jc w:val="center"/>
+      </w:pPr>
+      <w:r>
+        <w:drawing>
+          <wp:inline xmlns:a="http://schemas.openxmlformats.org/drawingml/2006/main" xmlns:pic="http://schemas.openxmlformats.org/drawingml/2006/picture">
             <wp:extent cx="2880000" cy="1257831"/>
-            <wp:docPr id="2" name="Picture 2"/>
+            <wp:docPr id="3" name="Picture 3"/>
             <wp:cNvGraphicFramePr>
               <a:graphicFrameLocks noChangeAspect="1"/>
             </wp:cNvGraphicFramePr>
@@ -2289,7 +2350,7 @@
                     <pic:cNvPicPr/>
                   </pic:nvPicPr>
                   <pic:blipFill>
-                    <a:blip r:embed="rId12"/>
+                    <a:blip r:embed="rId13"/>
                     <a:stretch>
                       <a:fillRect/>
                     </a:stretch>
@@ -2371,7 +2432,7 @@
           <w:rFonts w:ascii="Times New Roman" w:hAnsi="Times New Roman" w:eastAsia="Times New Roman" w:cs="Times New Roman"/>
           <w:sz w:val="24"/>
         </w:rPr>
-        <w:t xml:space="preserve"> GV chiếu hai bảng điểm, hỏi: lớp nào học tốt hơn?</w:t>
+        <w:t xml:space="preserve"> GV chiếu video mở đầu (0 phút 51 giây). Sau video, GV chiếu hai bảng điểm, hỏi: lớp nào học tốt hơn?</w:t>
       </w:r>
     </w:p>
     <w:p>
@@ -2500,7 +2561,7 @@
           <w:b/>
           <w:sz w:val="24"/>
         </w:rPr>
-        <w:t>2. Hoạt động 2: Hình thành kiến thức mới (58 phút)</w:t>
+        <w:t>2. Hoạt động 2: Hình thành kiến thức mới (56 phút)</w:t>
       </w:r>
     </w:p>
     <w:p>
@@ -2515,7 +2576,7 @@
           <w:b/>
           <w:sz w:val="24"/>
         </w:rPr>
-        <w:t>2.1. Số trung bình và trung vị (25 phút)</w:t>
+        <w:t>2.1. Số trung bình và trung vị (23 phút)</w:t>
       </w:r>
     </w:p>
     <w:p>
@@ -4836,7 +4897,7 @@
         <w:drawing>
           <wp:inline xmlns:a="http://schemas.openxmlformats.org/drawingml/2006/main" xmlns:pic="http://schemas.openxmlformats.org/drawingml/2006/picture">
             <wp:extent cx="1800000" cy="747292"/>
-            <wp:docPr id="3" name="Picture 3"/>
+            <wp:docPr id="4" name="Picture 4"/>
             <wp:cNvGraphicFramePr>
               <a:graphicFrameLocks noChangeAspect="1"/>
             </wp:cNvGraphicFramePr>
@@ -4848,7 +4909,7 @@
                     <pic:cNvPicPr/>
                   </pic:nvPicPr>
                   <pic:blipFill>
-                    <a:blip r:embed="rId13"/>
+                    <a:blip r:embed="rId14"/>
                     <a:stretch>
                       <a:fillRect/>
                     </a:stretch>
@@ -5077,7 +5138,7 @@
         <w:drawing>
           <wp:inline xmlns:a="http://schemas.openxmlformats.org/drawingml/2006/main" xmlns:pic="http://schemas.openxmlformats.org/drawingml/2006/picture">
             <wp:extent cx="2520000" cy="623177"/>
-            <wp:docPr id="4" name="Picture 4"/>
+            <wp:docPr id="5" name="Picture 5"/>
             <wp:cNvGraphicFramePr>
               <a:graphicFrameLocks noChangeAspect="1"/>
             </wp:cNvGraphicFramePr>
@@ -5089,7 +5150,7 @@
                     <pic:cNvPicPr/>
                   </pic:nvPicPr>
                   <pic:blipFill>
-                    <a:blip r:embed="rId14"/>
+                    <a:blip r:embed="rId15"/>
                     <a:stretch>
                       <a:fillRect/>
                     </a:stretch>
@@ -5348,7 +5409,7 @@
         <w:drawing>
           <wp:inline xmlns:a="http://schemas.openxmlformats.org/drawingml/2006/main" xmlns:pic="http://schemas.openxmlformats.org/drawingml/2006/picture">
             <wp:extent cx="2160000" cy="523448"/>
-            <wp:docPr id="5" name="Picture 5"/>
+            <wp:docPr id="6" name="Picture 6"/>
             <wp:cNvGraphicFramePr>
               <a:graphicFrameLocks noChangeAspect="1"/>
             </wp:cNvGraphicFramePr>
@@ -5360,7 +5421,7 @@
                     <pic:cNvPicPr/>
                   </pic:nvPicPr>
                   <pic:blipFill>
-                    <a:blip r:embed="rId15"/>
+                    <a:blip r:embed="rId16"/>
                     <a:stretch>
                       <a:fillRect/>
                     </a:stretch>
@@ -7611,7 +7672,7 @@
         <w:drawing>
           <wp:inline xmlns:a="http://schemas.openxmlformats.org/drawingml/2006/main" xmlns:pic="http://schemas.openxmlformats.org/drawingml/2006/picture">
             <wp:extent cx="1080000" cy="1601380"/>
-            <wp:docPr id="6" name="Picture 6"/>
+            <wp:docPr id="7" name="Picture 7"/>
             <wp:cNvGraphicFramePr>
               <a:graphicFrameLocks noChangeAspect="1"/>
             </wp:cNvGraphicFramePr>
@@ -7623,7 +7684,7 @@
                     <pic:cNvPicPr/>
                   </pic:nvPicPr>
                   <pic:blipFill>
-                    <a:blip r:embed="rId16"/>
+                    <a:blip r:embed="rId17"/>
                     <a:stretch>
                       <a:fillRect/>
                     </a:stretch>
@@ -8113,7 +8174,7 @@
         <w:drawing>
           <wp:inline xmlns:a="http://schemas.openxmlformats.org/drawingml/2006/main" xmlns:pic="http://schemas.openxmlformats.org/drawingml/2006/picture">
             <wp:extent cx="6300000" cy="3537572"/>
-            <wp:docPr id="7" name="Picture 7"/>
+            <wp:docPr id="8" name="Picture 8"/>
             <wp:cNvGraphicFramePr>
               <a:graphicFrameLocks noChangeAspect="1"/>
             </wp:cNvGraphicFramePr>
@@ -8125,7 +8186,7 @@
                     <pic:cNvPicPr/>
                   </pic:nvPicPr>
                   <pic:blipFill>
-                    <a:blip r:embed="rId17"/>
+                    <a:blip r:embed="rId18"/>
                     <a:stretch>
                       <a:fillRect/>
                     </a:stretch>
@@ -8186,7 +8247,7 @@
               <w:drawing>
                 <wp:inline xmlns:a="http://schemas.openxmlformats.org/drawingml/2006/main" xmlns:pic="http://schemas.openxmlformats.org/drawingml/2006/picture">
                   <wp:extent cx="1296000" cy="1296000"/>
-                  <wp:docPr id="8" name="Picture 8"/>
+                  <wp:docPr id="9" name="Picture 9"/>
                   <wp:cNvGraphicFramePr>
                     <a:graphicFrameLocks noChangeAspect="1"/>
                   </wp:cNvGraphicFramePr>
@@ -8198,7 +8259,7 @@
                           <pic:cNvPicPr/>
                         </pic:nvPicPr>
                         <pic:blipFill>
-                          <a:blip r:embed="rId18"/>
+                          <a:blip r:embed="rId19"/>
                           <a:stretch>
                             <a:fillRect/>
                           </a:stretch>
@@ -12838,6 +12899,84 @@
                 <w:sz w:val="24"/>
               </w:rPr>
               <w:t>Dùng ở</w:t>
+            </w:r>
+          </w:p>
+        </w:tc>
+      </w:tr>
+      <w:tr>
+        <w:tc>
+          <w:tcPr>
+            <w:tcW w:type="dxa" w:w="3061"/>
+            <w:vAlign w:val="center"/>
+          </w:tcPr>
+          <w:p>
+            <w:pPr>
+              <w:spacing w:before="0" w:after="20" w:line="264" w:lineRule="auto"/>
+              <w:jc w:val="left"/>
+            </w:pPr>
+            <w:r>
+              <w:rPr>
+                <w:rFonts w:ascii="Times New Roman" w:hAnsi="Times New Roman" w:eastAsia="Times New Roman" w:cs="Times New Roman"/>
+                <w:sz w:val="24"/>
+              </w:rPr>
+              <w:t>Video mở đầu – Bài 13. Các số đặc trưng đo xu thế trung tâm (GV tự dựng)</w:t>
+            </w:r>
+          </w:p>
+        </w:tc>
+        <w:tc>
+          <w:tcPr>
+            <w:tcW w:type="dxa" w:w="2041"/>
+            <w:vAlign w:val="center"/>
+          </w:tcPr>
+          <w:p>
+            <w:pPr>
+              <w:spacing w:before="0" w:after="20" w:line="264" w:lineRule="auto"/>
+              <w:jc w:val="center"/>
+            </w:pPr>
+            <w:r>
+              <w:rPr>
+                <w:rFonts w:ascii="Times New Roman" w:hAnsi="Times New Roman" w:eastAsia="Times New Roman" w:cs="Times New Roman"/>
+                <w:sz w:val="24"/>
+              </w:rPr>
+              <w:t>Taode_thi_online (ảnh Wikimedia Commons, giọng đọc tổng hợp)</w:t>
+            </w:r>
+          </w:p>
+        </w:tc>
+        <w:tc>
+          <w:tcPr>
+            <w:tcW w:type="dxa" w:w="3061"/>
+            <w:vAlign w:val="center"/>
+          </w:tcPr>
+          <w:p>
+            <w:pPr>
+              <w:spacing w:before="0" w:after="20" w:line="264" w:lineRule="auto"/>
+              <w:jc w:val="center"/>
+            </w:pPr>
+            <w:r>
+              <w:rPr>
+                <w:rFonts w:ascii="Times New Roman" w:hAnsi="Times New Roman" w:eastAsia="Times New Roman" w:cs="Times New Roman"/>
+                <w:sz w:val="24"/>
+              </w:rPr>
+              <w:t>https://trangtu66.github.io/Taode_thi_online/mon/toan/video/lop10/VIDEO_MoDau_TOAN10_Bai13_XuTheTrungTam.mp4</w:t>
+            </w:r>
+          </w:p>
+        </w:tc>
+        <w:tc>
+          <w:tcPr>
+            <w:tcW w:type="dxa" w:w="2041"/>
+            <w:vAlign w:val="center"/>
+          </w:tcPr>
+          <w:p>
+            <w:pPr>
+              <w:spacing w:before="0" w:after="20" w:line="264" w:lineRule="auto"/>
+              <w:jc w:val="center"/>
+            </w:pPr>
+            <w:r>
+              <w:rPr>
+                <w:rFonts w:ascii="Times New Roman" w:hAnsi="Times New Roman" w:eastAsia="Times New Roman" w:cs="Times New Roman"/>
+                <w:sz w:val="24"/>
+              </w:rPr>
+              <w:t>HĐ1 – chiếu đầu Tiết 1</w:t>
             </w:r>
           </w:p>
         </w:tc>
